--- a/docs/Server_Operator_Guide.docx
+++ b/docs/Server_Operator_Guide.docx
@@ -303,6 +303,14 @@
         <w:pStyle w:val="Normal"/>
       </w:pPr>
       <w:r>
+        <w:t xml:space="preserve">| 600 logged in at the same time | Set Min and Max both to 600 and keep `EnablePeriodicOnlineOffline = 0` (otherwise only part of the pool is online). |</w:t>
+      </w:r>
+    </w:p>
+    <w:p>
+      <w:pPr>
+        <w:pStyle w:val="Normal"/>
+      </w:pPr>
+      <w:r>
         <w:t xml:space="preserve">| Max level bots can reach | `AiPlayerbot.RandomBotMaxLevel` (should not exceed `MaxPlayerLevel` in worldserver) |</w:t>
       </w:r>
     </w:p>
@@ -335,7 +343,23 @@
         <w:pStyle w:val="Normal"/>
       </w:pPr>
       <w:r>
-        <w:t xml:space="preserve">| Bot max level follows online players | `AiPlayerbot.SyncLevelWithPlayers = 1` |</w:t>
+        <w:t xml:space="preserve">| Bot max level follows online players | `AiPlayerbot.SyncLevelWithPlayers = 1` (set 0 if you want bots to spread across levels even when players are low level) |</w:t>
+      </w:r>
+    </w:p>
+    <w:p>
+      <w:pPr>
+        <w:pStyle w:val="Normal"/>
+      </w:pPr>
+      <w:r>
+        <w:t xml:space="preserve">| Bots actually playing / leveling (not idle all day) | `AiPlayerbot.BotActiveAlone` — in zones with no real player, this is the % of bots that run full AI. 20 feels like almost nobody levels; 80–100 keeps the world active. Nearby real players → 100% active. |</w:t>
+      </w:r>
+    </w:p>
+    <w:p>
+      <w:pPr>
+        <w:pStyle w:val="Normal"/>
+      </w:pPr>
+      <w:r>
+        <w:t xml:space="preserve">| Faster bot XP in real time (still kills/quests) | `AiPlayerbot.RandomBotXPRate` — multiplies server XP for bots (`1` = same as players). |</w:t>
       </w:r>
     </w:p>
     <w:p>
@@ -511,7 +535,7 @@
         <w:pStyle w:val="Normal"/>
       </w:pPr>
       <w:r>
-        <w:t xml:space="preserve">| Bots | `playerbots.conf` | 600 bots, max level 60, maps `0,1`, sync with players, some CPU tweaks |</w:t>
+        <w:t xml:space="preserve">| Bots | `playerbots.conf` | 600 online (`Min`/`Max` 600, periodic offline off), start L1, `SyncLevelWithPlayers`, `BotActiveAlone` high, `RandomBotXPRate` &gt; 1, maps `0,1`, CPU tweaks |</w:t>
       </w:r>
     </w:p>
     <w:p>
